--- a/superset/docs/Superset.docx
+++ b/superset/docs/Superset.docx
@@ -14,6 +14,41 @@
           <w:rFonts w:ascii="Segoe UI" w:hAnsi="Segoe UI" w:cs="Segoe UI"/>
         </w:rPr>
         <w:t>Superset</w:t>
+      </w:r>
+    </w:p>
+    <w:p>
+      <w:hyperlink r:id="rId5" w:history="1">
+        <w:r>
+          <w:rPr>
+            <w:rStyle w:val="Hyperlink"/>
+          </w:rPr>
+          <w:t>https://superset.apache.org/docs/intro</w:t>
+        </w:r>
+      </w:hyperlink>
+    </w:p>
+    <w:p>
+      <w:hyperlink r:id="rId6" w:history="1">
+        <w:r>
+          <w:rPr>
+            <w:rStyle w:val="Hyperlink"/>
+          </w:rPr>
+          <w:t>https://github.com/apache/superset</w:t>
+        </w:r>
+      </w:hyperlink>
+    </w:p>
+    <w:p>
+      <w:hyperlink r:id="rId7" w:history="1">
+        <w:r>
+          <w:rPr>
+            <w:rStyle w:val="Hyperlink"/>
+          </w:rPr>
+          <w:t>https://github.com/computablefacts/docker-superset</w:t>
+        </w:r>
+      </w:hyperlink>
+    </w:p>
+    <w:p>
+      <w:r>
+        <w:t xml:space="preserve"> </w:t>
       </w:r>
     </w:p>
     <w:p>
@@ -68,7 +103,7 @@
                     </pic:cNvPicPr>
                   </pic:nvPicPr>
                   <pic:blipFill>
-                    <a:blip r:embed="rId5">
+                    <a:blip r:embed="rId8">
                       <a:extLst>
                         <a:ext uri="{28A0092B-C50C-407E-A947-70E740481C1C}">
                           <a14:useLocalDpi xmlns:a14="http://schemas.microsoft.com/office/drawing/2010/main" val="0"/>
@@ -277,7 +312,7 @@
           <w14:ligatures w14:val="none"/>
         </w:rPr>
       </w:pPr>
-      <w:hyperlink r:id="rId6" w:history="1">
+      <w:hyperlink r:id="rId9" w:history="1">
         <w:r>
           <w:rPr>
             <w:rFonts w:ascii="Segoe UI" w:eastAsia="Times New Roman" w:hAnsi="Segoe UI" w:cs="Segoe UI"/>
@@ -307,7 +342,7 @@
           <w14:ligatures w14:val="none"/>
         </w:rPr>
       </w:pPr>
-      <w:hyperlink r:id="rId7" w:history="1">
+      <w:hyperlink r:id="rId10" w:history="1">
         <w:r>
           <w:rPr>
             <w:rFonts w:ascii="Segoe UI" w:eastAsia="Times New Roman" w:hAnsi="Segoe UI" w:cs="Segoe UI"/>
@@ -337,7 +372,7 @@
           <w14:ligatures w14:val="none"/>
         </w:rPr>
       </w:pPr>
-      <w:hyperlink r:id="rId8" w:history="1">
+      <w:hyperlink r:id="rId11" w:history="1">
         <w:r>
           <w:rPr>
             <w:rFonts w:ascii="Segoe UI" w:eastAsia="Times New Roman" w:hAnsi="Segoe UI" w:cs="Segoe UI"/>
@@ -367,7 +402,7 @@
           <w14:ligatures w14:val="none"/>
         </w:rPr>
       </w:pPr>
-      <w:hyperlink r:id="rId9" w:anchor="caching-thumbnails" w:history="1">
+      <w:hyperlink r:id="rId12" w:anchor="caching-thumbnails" w:history="1">
         <w:r>
           <w:rPr>
             <w:rFonts w:ascii="Segoe UI" w:eastAsia="Times New Roman" w:hAnsi="Segoe UI" w:cs="Segoe UI"/>
@@ -419,7 +454,6 @@
           <w:szCs w:val="24"/>
           <w14:ligatures w14:val="none"/>
         </w:rPr>
-        <w:lastRenderedPageBreak/>
         <w:t>A user visits a chart or dashboard</w:t>
       </w:r>
     </w:p>
@@ -556,73 +590,7 @@
           <w:szCs w:val="24"/>
           <w14:ligatures w14:val="none"/>
         </w:rPr>
-        <w:t xml:space="preserve">Some installation methods like our </w:t>
-      </w:r>
-      <w:proofErr w:type="spellStart"/>
-      <w:r>
-        <w:rPr>
-          <w:rFonts w:ascii="Segoe UI" w:eastAsia="Times New Roman" w:hAnsi="Segoe UI" w:cs="Segoe UI"/>
-          <w:kern w:val="0"/>
-          <w:sz w:val="24"/>
-          <w:szCs w:val="24"/>
-          <w14:ligatures w14:val="none"/>
-        </w:rPr>
-        <w:t>Quickstart</w:t>
-      </w:r>
-      <w:proofErr w:type="spellEnd"/>
-      <w:r>
-        <w:rPr>
-          <w:rFonts w:ascii="Segoe UI" w:eastAsia="Times New Roman" w:hAnsi="Segoe UI" w:cs="Segoe UI"/>
-          <w:kern w:val="0"/>
-          <w:sz w:val="24"/>
-          <w:szCs w:val="24"/>
-          <w14:ligatures w14:val="none"/>
-        </w:rPr>
-        <w:t xml:space="preserve"> and </w:t>
-      </w:r>
-      <w:proofErr w:type="spellStart"/>
-      <w:r>
-        <w:rPr>
-          <w:rFonts w:ascii="Segoe UI" w:eastAsia="Times New Roman" w:hAnsi="Segoe UI" w:cs="Segoe UI"/>
-          <w:kern w:val="0"/>
-          <w:sz w:val="24"/>
-          <w:szCs w:val="24"/>
-          <w14:ligatures w14:val="none"/>
-        </w:rPr>
-        <w:t>PyPI</w:t>
-      </w:r>
-      <w:proofErr w:type="spellEnd"/>
-      <w:r>
-        <w:rPr>
-          <w:rFonts w:ascii="Segoe UI" w:eastAsia="Times New Roman" w:hAnsi="Segoe UI" w:cs="Segoe UI"/>
-          <w:kern w:val="0"/>
-          <w:sz w:val="24"/>
-          <w:szCs w:val="24"/>
-          <w14:ligatures w14:val="none"/>
-        </w:rPr>
-        <w:t xml:space="preserve"> come configured by default to use </w:t>
-      </w:r>
-      <w:proofErr w:type="gramStart"/>
-      <w:r>
-        <w:rPr>
-          <w:rFonts w:ascii="Segoe UI" w:eastAsia="Times New Roman" w:hAnsi="Segoe UI" w:cs="Segoe UI"/>
-          <w:kern w:val="0"/>
-          <w:sz w:val="24"/>
-          <w:szCs w:val="24"/>
-          <w14:ligatures w14:val="none"/>
-        </w:rPr>
-        <w:t>a</w:t>
-      </w:r>
-      <w:proofErr w:type="gramEnd"/>
-      <w:r>
-        <w:rPr>
-          <w:rFonts w:ascii="Segoe UI" w:eastAsia="Times New Roman" w:hAnsi="Segoe UI" w:cs="Segoe UI"/>
-          <w:kern w:val="0"/>
-          <w:sz w:val="24"/>
-          <w:szCs w:val="24"/>
-          <w14:ligatures w14:val="none"/>
-        </w:rPr>
-        <w:t xml:space="preserve"> SQLite on-disk database. And in a Docker Compose installation, the data would be stored in a PostgreSQL container volume. Neither of these cases are recommended for production instances of Superset.</w:t>
+        <w:t>Some installation methods like our Quickstart and PyPI come configured by default to use a SQLite on-disk database. And in a Docker Compose installation, the data would be stored in a PostgreSQL container volume. Neither of these cases are recommended for production instances of Superset.</w:t>
       </w:r>
     </w:p>
     <w:p>
@@ -734,7 +702,7 @@
         </w:rPr>
         <w:t xml:space="preserve">Most people use Redis for their cache, but Superset supports other options too. See the </w:t>
       </w:r>
-      <w:hyperlink r:id="rId10" w:history="1">
+      <w:hyperlink r:id="rId13" w:history="1">
         <w:r>
           <w:rPr>
             <w:rFonts w:ascii="Segoe UI" w:eastAsia="Times New Roman" w:hAnsi="Segoe UI" w:cs="Segoe UI"/>
@@ -804,6 +772,7 @@
           <w:szCs w:val="24"/>
           <w14:ligatures w14:val="none"/>
         </w:rPr>
+        <w:lastRenderedPageBreak/>
         <w:t xml:space="preserve">Dashboard filter state (required): </w:t>
       </w:r>
       <w:r>
@@ -958,7 +927,6 @@
         <w:rPr>
           <w:rFonts w:ascii="Segoe UI" w:hAnsi="Segoe UI" w:cs="Segoe UI"/>
         </w:rPr>
-        <w:lastRenderedPageBreak/>
         <w:t>Worker and Beat</w:t>
       </w:r>
     </w:p>
@@ -1181,31 +1149,7 @@
           <w:szCs w:val="20"/>
           <w14:ligatures w14:val="none"/>
         </w:rPr>
-        <w:t xml:space="preserve"> </w:t>
-      </w:r>
-      <w:proofErr w:type="spellStart"/>
-      <w:r>
-        <w:rPr>
-          <w:rFonts w:ascii="Segoe UI" w:eastAsia="Times New Roman" w:hAnsi="Segoe UI" w:cs="Segoe UI"/>
-          <w:color w:val="393A34"/>
-          <w:kern w:val="0"/>
-          <w:sz w:val="20"/>
-          <w:szCs w:val="20"/>
-          <w14:ligatures w14:val="none"/>
-        </w:rPr>
-        <w:t>CeleryConfig</w:t>
-      </w:r>
-      <w:proofErr w:type="spellEnd"/>
-      <w:r>
-        <w:rPr>
-          <w:rFonts w:ascii="Segoe UI" w:eastAsia="Times New Roman" w:hAnsi="Segoe UI" w:cs="Segoe UI"/>
-          <w:color w:val="393A34"/>
-          <w:kern w:val="0"/>
-          <w:sz w:val="20"/>
-          <w:szCs w:val="20"/>
-          <w14:ligatures w14:val="none"/>
-        </w:rPr>
-        <w:t>(object):</w:t>
+        <w:t xml:space="preserve"> CeleryConfig(object):</w:t>
       </w:r>
       <w:r>
         <w:rPr>
@@ -1217,31 +1161,7 @@
           <w14:ligatures w14:val="none"/>
         </w:rPr>
         <w:br/>
-        <w:t xml:space="preserve">    </w:t>
-      </w:r>
-      <w:proofErr w:type="spellStart"/>
-      <w:r>
-        <w:rPr>
-          <w:rFonts w:ascii="Segoe UI" w:eastAsia="Times New Roman" w:hAnsi="Segoe UI" w:cs="Segoe UI"/>
-          <w:color w:val="393A34"/>
-          <w:kern w:val="0"/>
-          <w:sz w:val="20"/>
-          <w:szCs w:val="20"/>
-          <w14:ligatures w14:val="none"/>
-        </w:rPr>
-        <w:t>broker_url</w:t>
-      </w:r>
-      <w:proofErr w:type="spellEnd"/>
-      <w:r>
-        <w:rPr>
-          <w:rFonts w:ascii="Segoe UI" w:eastAsia="Times New Roman" w:hAnsi="Segoe UI" w:cs="Segoe UI"/>
-          <w:color w:val="393A34"/>
-          <w:kern w:val="0"/>
-          <w:sz w:val="20"/>
-          <w:szCs w:val="20"/>
-          <w14:ligatures w14:val="none"/>
-        </w:rPr>
-        <w:t xml:space="preserve"> = </w:t>
+        <w:t xml:space="preserve">    broker_url = </w:t>
       </w:r>
       <w:r>
         <w:rPr>
@@ -1252,31 +1172,7 @@
           <w:szCs w:val="20"/>
           <w14:ligatures w14:val="none"/>
         </w:rPr>
-        <w:t>"</w:t>
-      </w:r>
-      <w:proofErr w:type="spellStart"/>
-      <w:r>
-        <w:rPr>
-          <w:rFonts w:ascii="Segoe UI" w:eastAsia="Times New Roman" w:hAnsi="Segoe UI" w:cs="Segoe UI"/>
-          <w:color w:val="E3116C"/>
-          <w:kern w:val="0"/>
-          <w:sz w:val="20"/>
-          <w:szCs w:val="20"/>
-          <w14:ligatures w14:val="none"/>
-        </w:rPr>
-        <w:t>redis</w:t>
-      </w:r>
-      <w:proofErr w:type="spellEnd"/>
-      <w:r>
-        <w:rPr>
-          <w:rFonts w:ascii="Segoe UI" w:eastAsia="Times New Roman" w:hAnsi="Segoe UI" w:cs="Segoe UI"/>
-          <w:color w:val="E3116C"/>
-          <w:kern w:val="0"/>
-          <w:sz w:val="20"/>
-          <w:szCs w:val="20"/>
-          <w14:ligatures w14:val="none"/>
-        </w:rPr>
-        <w:t>://localhost:6379/0"</w:t>
+        <w:t>"redis://localhost:6379/0"</w:t>
       </w:r>
       <w:r>
         <w:rPr>
@@ -1311,31 +1207,7 @@
           <w:szCs w:val="20"/>
           <w14:ligatures w14:val="none"/>
         </w:rPr>
-        <w:t>"</w:t>
-      </w:r>
-      <w:proofErr w:type="spellStart"/>
-      <w:r>
-        <w:rPr>
-          <w:rFonts w:ascii="Segoe UI" w:eastAsia="Times New Roman" w:hAnsi="Segoe UI" w:cs="Segoe UI"/>
-          <w:color w:val="E3116C"/>
-          <w:kern w:val="0"/>
-          <w:sz w:val="20"/>
-          <w:szCs w:val="20"/>
-          <w14:ligatures w14:val="none"/>
-        </w:rPr>
-        <w:t>superset.sql_lab</w:t>
-      </w:r>
-      <w:proofErr w:type="spellEnd"/>
-      <w:r>
-        <w:rPr>
-          <w:rFonts w:ascii="Segoe UI" w:eastAsia="Times New Roman" w:hAnsi="Segoe UI" w:cs="Segoe UI"/>
-          <w:color w:val="E3116C"/>
-          <w:kern w:val="0"/>
-          <w:sz w:val="20"/>
-          <w:szCs w:val="20"/>
-          <w14:ligatures w14:val="none"/>
-        </w:rPr>
-        <w:t>"</w:t>
+        <w:t>"superset.sql_lab"</w:t>
       </w:r>
       <w:r>
         <w:rPr>
@@ -1369,44 +1241,7 @@
           <w:szCs w:val="20"/>
           <w14:ligatures w14:val="none"/>
         </w:rPr>
-        <w:t>"</w:t>
-      </w:r>
-      <w:proofErr w:type="spellStart"/>
-      <w:proofErr w:type="gramStart"/>
-      <w:r>
-        <w:rPr>
-          <w:rFonts w:ascii="Segoe UI" w:eastAsia="Times New Roman" w:hAnsi="Segoe UI" w:cs="Segoe UI"/>
-          <w:color w:val="E3116C"/>
-          <w:kern w:val="0"/>
-          <w:sz w:val="20"/>
-          <w:szCs w:val="20"/>
-          <w14:ligatures w14:val="none"/>
-        </w:rPr>
-        <w:t>superset.tasks</w:t>
-      </w:r>
-      <w:proofErr w:type="gramEnd"/>
-      <w:r>
-        <w:rPr>
-          <w:rFonts w:ascii="Segoe UI" w:eastAsia="Times New Roman" w:hAnsi="Segoe UI" w:cs="Segoe UI"/>
-          <w:color w:val="E3116C"/>
-          <w:kern w:val="0"/>
-          <w:sz w:val="20"/>
-          <w:szCs w:val="20"/>
-          <w14:ligatures w14:val="none"/>
-        </w:rPr>
-        <w:t>.scheduler</w:t>
-      </w:r>
-      <w:proofErr w:type="spellEnd"/>
-      <w:r>
-        <w:rPr>
-          <w:rFonts w:ascii="Segoe UI" w:eastAsia="Times New Roman" w:hAnsi="Segoe UI" w:cs="Segoe UI"/>
-          <w:color w:val="E3116C"/>
-          <w:kern w:val="0"/>
-          <w:sz w:val="20"/>
-          <w:szCs w:val="20"/>
-          <w14:ligatures w14:val="none"/>
-        </w:rPr>
-        <w:t>"</w:t>
+        <w:t>"superset.tasks.scheduler"</w:t>
       </w:r>
       <w:r>
         <w:rPr>
@@ -1441,31 +1276,7 @@
           <w14:ligatures w14:val="none"/>
         </w:rPr>
         <w:br/>
-        <w:t xml:space="preserve">    </w:t>
-      </w:r>
-      <w:proofErr w:type="spellStart"/>
-      <w:r>
-        <w:rPr>
-          <w:rFonts w:ascii="Segoe UI" w:eastAsia="Times New Roman" w:hAnsi="Segoe UI" w:cs="Segoe UI"/>
-          <w:color w:val="393A34"/>
-          <w:kern w:val="0"/>
-          <w:sz w:val="20"/>
-          <w:szCs w:val="20"/>
-          <w14:ligatures w14:val="none"/>
-        </w:rPr>
-        <w:t>result_backend</w:t>
-      </w:r>
-      <w:proofErr w:type="spellEnd"/>
-      <w:r>
-        <w:rPr>
-          <w:rFonts w:ascii="Segoe UI" w:eastAsia="Times New Roman" w:hAnsi="Segoe UI" w:cs="Segoe UI"/>
-          <w:color w:val="393A34"/>
-          <w:kern w:val="0"/>
-          <w:sz w:val="20"/>
-          <w:szCs w:val="20"/>
-          <w14:ligatures w14:val="none"/>
-        </w:rPr>
-        <w:t xml:space="preserve"> = </w:t>
+        <w:t xml:space="preserve">    result_backend = </w:t>
       </w:r>
       <w:r>
         <w:rPr>
@@ -1476,31 +1287,7 @@
           <w:szCs w:val="20"/>
           <w14:ligatures w14:val="none"/>
         </w:rPr>
-        <w:t>"</w:t>
-      </w:r>
-      <w:proofErr w:type="spellStart"/>
-      <w:r>
-        <w:rPr>
-          <w:rFonts w:ascii="Segoe UI" w:eastAsia="Times New Roman" w:hAnsi="Segoe UI" w:cs="Segoe UI"/>
-          <w:color w:val="E3116C"/>
-          <w:kern w:val="0"/>
-          <w:sz w:val="20"/>
-          <w:szCs w:val="20"/>
-          <w14:ligatures w14:val="none"/>
-        </w:rPr>
-        <w:t>redis</w:t>
-      </w:r>
-      <w:proofErr w:type="spellEnd"/>
-      <w:r>
-        <w:rPr>
-          <w:rFonts w:ascii="Segoe UI" w:eastAsia="Times New Roman" w:hAnsi="Segoe UI" w:cs="Segoe UI"/>
-          <w:color w:val="E3116C"/>
-          <w:kern w:val="0"/>
-          <w:sz w:val="20"/>
-          <w:szCs w:val="20"/>
-          <w14:ligatures w14:val="none"/>
-        </w:rPr>
-        <w:t>://localhost:6379/0"</w:t>
+        <w:t>"redis://localhost:6379/0"</w:t>
       </w:r>
       <w:r>
         <w:rPr>
@@ -1512,31 +1299,7 @@
           <w14:ligatures w14:val="none"/>
         </w:rPr>
         <w:br/>
-        <w:t xml:space="preserve">    </w:t>
-      </w:r>
-      <w:proofErr w:type="spellStart"/>
-      <w:r>
-        <w:rPr>
-          <w:rFonts w:ascii="Segoe UI" w:eastAsia="Times New Roman" w:hAnsi="Segoe UI" w:cs="Segoe UI"/>
-          <w:color w:val="393A34"/>
-          <w:kern w:val="0"/>
-          <w:sz w:val="20"/>
-          <w:szCs w:val="20"/>
-          <w14:ligatures w14:val="none"/>
-        </w:rPr>
-        <w:t>worker_prefetch_multiplier</w:t>
-      </w:r>
-      <w:proofErr w:type="spellEnd"/>
-      <w:r>
-        <w:rPr>
-          <w:rFonts w:ascii="Segoe UI" w:eastAsia="Times New Roman" w:hAnsi="Segoe UI" w:cs="Segoe UI"/>
-          <w:color w:val="393A34"/>
-          <w:kern w:val="0"/>
-          <w:sz w:val="20"/>
-          <w:szCs w:val="20"/>
-          <w14:ligatures w14:val="none"/>
-        </w:rPr>
-        <w:t xml:space="preserve"> = </w:t>
+        <w:t xml:space="preserve">    worker_prefetch_multiplier = </w:t>
       </w:r>
       <w:r>
         <w:rPr>
@@ -1559,31 +1322,7 @@
           <w14:ligatures w14:val="none"/>
         </w:rPr>
         <w:br/>
-        <w:t xml:space="preserve">    </w:t>
-      </w:r>
-      <w:proofErr w:type="spellStart"/>
-      <w:r>
-        <w:rPr>
-          <w:rFonts w:ascii="Segoe UI" w:eastAsia="Times New Roman" w:hAnsi="Segoe UI" w:cs="Segoe UI"/>
-          <w:color w:val="393A34"/>
-          <w:kern w:val="0"/>
-          <w:sz w:val="20"/>
-          <w:szCs w:val="20"/>
-          <w14:ligatures w14:val="none"/>
-        </w:rPr>
-        <w:t>task_acks_late</w:t>
-      </w:r>
-      <w:proofErr w:type="spellEnd"/>
-      <w:r>
-        <w:rPr>
-          <w:rFonts w:ascii="Segoe UI" w:eastAsia="Times New Roman" w:hAnsi="Segoe UI" w:cs="Segoe UI"/>
-          <w:color w:val="393A34"/>
-          <w:kern w:val="0"/>
-          <w:sz w:val="20"/>
-          <w:szCs w:val="20"/>
-          <w14:ligatures w14:val="none"/>
-        </w:rPr>
-        <w:t xml:space="preserve"> = </w:t>
+        <w:t xml:space="preserve">    task_acks_late = </w:t>
       </w:r>
       <w:r>
         <w:rPr>
@@ -1606,31 +1345,7 @@
           <w14:ligatures w14:val="none"/>
         </w:rPr>
         <w:br/>
-        <w:t xml:space="preserve">    </w:t>
-      </w:r>
-      <w:proofErr w:type="spellStart"/>
-      <w:r>
-        <w:rPr>
-          <w:rFonts w:ascii="Segoe UI" w:eastAsia="Times New Roman" w:hAnsi="Segoe UI" w:cs="Segoe UI"/>
-          <w:color w:val="393A34"/>
-          <w:kern w:val="0"/>
-          <w:sz w:val="20"/>
-          <w:szCs w:val="20"/>
-          <w14:ligatures w14:val="none"/>
-        </w:rPr>
-        <w:t>task_annotations</w:t>
-      </w:r>
-      <w:proofErr w:type="spellEnd"/>
-      <w:r>
-        <w:rPr>
-          <w:rFonts w:ascii="Segoe UI" w:eastAsia="Times New Roman" w:hAnsi="Segoe UI" w:cs="Segoe UI"/>
-          <w:color w:val="393A34"/>
-          <w:kern w:val="0"/>
-          <w:sz w:val="20"/>
-          <w:szCs w:val="20"/>
-          <w14:ligatures w14:val="none"/>
-        </w:rPr>
-        <w:t xml:space="preserve"> = {</w:t>
+        <w:t xml:space="preserve">    task_annotations = {</w:t>
       </w:r>
       <w:r>
         <w:rPr>
@@ -1653,31 +1368,7 @@
           <w:szCs w:val="20"/>
           <w14:ligatures w14:val="none"/>
         </w:rPr>
-        <w:t>"</w:t>
-      </w:r>
-      <w:proofErr w:type="spellStart"/>
-      <w:r>
-        <w:rPr>
-          <w:rFonts w:ascii="Segoe UI" w:eastAsia="Times New Roman" w:hAnsi="Segoe UI" w:cs="Segoe UI"/>
-          <w:color w:val="E3116C"/>
-          <w:kern w:val="0"/>
-          <w:sz w:val="20"/>
-          <w:szCs w:val="20"/>
-          <w14:ligatures w14:val="none"/>
-        </w:rPr>
-        <w:t>sql_lab.get_sql_results</w:t>
-      </w:r>
-      <w:proofErr w:type="spellEnd"/>
-      <w:r>
-        <w:rPr>
-          <w:rFonts w:ascii="Segoe UI" w:eastAsia="Times New Roman" w:hAnsi="Segoe UI" w:cs="Segoe UI"/>
-          <w:color w:val="E3116C"/>
-          <w:kern w:val="0"/>
-          <w:sz w:val="20"/>
-          <w:szCs w:val="20"/>
-          <w14:ligatures w14:val="none"/>
-        </w:rPr>
-        <w:t>"</w:t>
+        <w:t>"sql_lab.get_sql_results"</w:t>
       </w:r>
       <w:r>
         <w:rPr>
@@ -1711,31 +1402,7 @@
           <w:szCs w:val="20"/>
           <w14:ligatures w14:val="none"/>
         </w:rPr>
-        <w:t>"</w:t>
-      </w:r>
-      <w:proofErr w:type="spellStart"/>
-      <w:r>
-        <w:rPr>
-          <w:rFonts w:ascii="Segoe UI" w:eastAsia="Times New Roman" w:hAnsi="Segoe UI" w:cs="Segoe UI"/>
-          <w:color w:val="E3116C"/>
-          <w:kern w:val="0"/>
-          <w:sz w:val="20"/>
-          <w:szCs w:val="20"/>
-          <w14:ligatures w14:val="none"/>
-        </w:rPr>
-        <w:t>rate_limit</w:t>
-      </w:r>
-      <w:proofErr w:type="spellEnd"/>
-      <w:r>
-        <w:rPr>
-          <w:rFonts w:ascii="Segoe UI" w:eastAsia="Times New Roman" w:hAnsi="Segoe UI" w:cs="Segoe UI"/>
-          <w:color w:val="E3116C"/>
-          <w:kern w:val="0"/>
-          <w:sz w:val="20"/>
-          <w:szCs w:val="20"/>
-          <w14:ligatures w14:val="none"/>
-        </w:rPr>
-        <w:t>"</w:t>
+        <w:t>"rate_limit"</w:t>
       </w:r>
       <w:r>
         <w:rPr>
@@ -1815,21 +1482,8 @@
           <w14:ligatures w14:val="none"/>
         </w:rPr>
         <w:br/>
-        <w:t xml:space="preserve">CELERY_CONFIG = </w:t>
-      </w:r>
-      <w:proofErr w:type="spellStart"/>
-      <w:r>
-        <w:rPr>
-          <w:rFonts w:ascii="Segoe UI" w:eastAsia="Times New Roman" w:hAnsi="Segoe UI" w:cs="Segoe UI"/>
-          <w:color w:val="393A34"/>
-          <w:kern w:val="0"/>
-          <w:sz w:val="20"/>
-          <w:szCs w:val="20"/>
-          <w14:ligatures w14:val="none"/>
-        </w:rPr>
-        <w:t>CeleryConfig</w:t>
-      </w:r>
-      <w:proofErr w:type="spellEnd"/>
+        <w:t>CELERY_CONFIG = CeleryConfig</w:t>
+      </w:r>
     </w:p>
     <w:p>
       <w:pPr>
@@ -1842,6 +1496,7 @@
         <w:rPr>
           <w:rFonts w:ascii="Segoe UI" w:hAnsi="Segoe UI" w:cs="Segoe UI"/>
         </w:rPr>
+        <w:lastRenderedPageBreak/>
         <w:t>Celery Flower</w:t>
       </w:r>
     </w:p>
@@ -1856,21 +1511,7 @@
         <w:rPr>
           <w:rFonts w:ascii="Segoe UI" w:hAnsi="Segoe UI" w:cs="Segoe UI"/>
         </w:rPr>
-        <w:t xml:space="preserve">Flower is a </w:t>
-      </w:r>
-      <w:proofErr w:type="gramStart"/>
-      <w:r>
-        <w:rPr>
-          <w:rFonts w:ascii="Segoe UI" w:hAnsi="Segoe UI" w:cs="Segoe UI"/>
-        </w:rPr>
-        <w:t>web based</w:t>
-      </w:r>
-      <w:proofErr w:type="gramEnd"/>
-      <w:r>
-        <w:rPr>
-          <w:rFonts w:ascii="Segoe UI" w:hAnsi="Segoe UI" w:cs="Segoe UI"/>
-        </w:rPr>
-        <w:t xml:space="preserve"> tool for monitoring the Celery cluster which you can install from pip:</w:t>
+        <w:t>Flower is a web based tool for monitoring the Celery cluster which you can install from pip:</w:t>
       </w:r>
     </w:p>
     <w:p>
@@ -1902,7 +1543,6 @@
         <w:rPr>
           <w:rFonts w:ascii="Segoe UI" w:hAnsi="Segoe UI" w:cs="Segoe UI"/>
         </w:rPr>
-        <w:lastRenderedPageBreak/>
         <w:t>You can run flower using:</w:t>
       </w:r>
     </w:p>
@@ -1921,35 +1561,7 @@
           <w:rFonts w:ascii="Segoe UI" w:hAnsi="Segoe UI" w:cs="Segoe UI"/>
           <w:color w:val="393A34"/>
         </w:rPr>
-        <w:t>celery --app=</w:t>
-      </w:r>
-      <w:proofErr w:type="spellStart"/>
-      <w:proofErr w:type="gramStart"/>
-      <w:r>
-        <w:rPr>
-          <w:rStyle w:val="token"/>
-          <w:rFonts w:ascii="Segoe UI" w:hAnsi="Segoe UI" w:cs="Segoe UI"/>
-          <w:color w:val="393A34"/>
-        </w:rPr>
-        <w:t>superset.tasks</w:t>
-      </w:r>
-      <w:proofErr w:type="gramEnd"/>
-      <w:r>
-        <w:rPr>
-          <w:rStyle w:val="token"/>
-          <w:rFonts w:ascii="Segoe UI" w:hAnsi="Segoe UI" w:cs="Segoe UI"/>
-          <w:color w:val="393A34"/>
-        </w:rPr>
-        <w:t>.celery_app:app</w:t>
-      </w:r>
-      <w:proofErr w:type="spellEnd"/>
-      <w:r>
-        <w:rPr>
-          <w:rStyle w:val="token"/>
-          <w:rFonts w:ascii="Segoe UI" w:hAnsi="Segoe UI" w:cs="Segoe UI"/>
-          <w:color w:val="393A34"/>
-        </w:rPr>
-        <w:t xml:space="preserve"> flower</w:t>
+        <w:t>celery --app=superset.tasks.celery_app:app flower</w:t>
       </w:r>
     </w:p>
     <w:p>
@@ -1967,19 +1579,11 @@
           <w:rFonts w:ascii="Segoe UI" w:hAnsi="Segoe UI" w:cs="Segoe UI"/>
         </w:rPr>
       </w:pPr>
-      <w:proofErr w:type="spellStart"/>
-      <w:r>
-        <w:rPr>
-          <w:rFonts w:ascii="Segoe UI" w:hAnsi="Segoe UI" w:cs="Segoe UI"/>
-        </w:rPr>
-        <w:t>StatsD</w:t>
-      </w:r>
-      <w:proofErr w:type="spellEnd"/>
-      <w:r>
-        <w:rPr>
-          <w:rFonts w:ascii="Segoe UI" w:hAnsi="Segoe UI" w:cs="Segoe UI"/>
-        </w:rPr>
-        <w:t xml:space="preserve"> Logging</w:t>
+      <w:r>
+        <w:rPr>
+          <w:rFonts w:ascii="Segoe UI" w:hAnsi="Segoe UI" w:cs="Segoe UI"/>
+        </w:rPr>
+        <w:t>StatsD Logging</w:t>
       </w:r>
     </w:p>
     <w:p>
@@ -2003,8 +1607,7 @@
         </w:rPr>
         <w:t xml:space="preserve">Superset can be configured to log events to </w:t>
       </w:r>
-      <w:hyperlink r:id="rId11" w:tgtFrame="_blank" w:history="1">
-        <w:proofErr w:type="spellStart"/>
+      <w:hyperlink r:id="rId14" w:tgtFrame="_blank" w:history="1">
         <w:r>
           <w:rPr>
             <w:rFonts w:ascii="Segoe UI" w:eastAsia="Times New Roman" w:hAnsi="Segoe UI" w:cs="Segoe UI"/>
@@ -2017,7 +1620,6 @@
           </w:rPr>
           <w:t>StatsD</w:t>
         </w:r>
-        <w:proofErr w:type="spellEnd"/>
       </w:hyperlink>
       <w:r>
         <w:rPr>
@@ -2049,29 +1651,7 @@
           <w:szCs w:val="24"/>
           <w14:ligatures w14:val="none"/>
         </w:rPr>
-        <w:t xml:space="preserve">To setup </w:t>
-      </w:r>
-      <w:proofErr w:type="spellStart"/>
-      <w:r>
-        <w:rPr>
-          <w:rFonts w:ascii="Segoe UI" w:eastAsia="Times New Roman" w:hAnsi="Segoe UI" w:cs="Segoe UI"/>
-          <w:kern w:val="0"/>
-          <w:sz w:val="24"/>
-          <w:szCs w:val="24"/>
-          <w14:ligatures w14:val="none"/>
-        </w:rPr>
-        <w:t>StatsD</w:t>
-      </w:r>
-      <w:proofErr w:type="spellEnd"/>
-      <w:r>
-        <w:rPr>
-          <w:rFonts w:ascii="Segoe UI" w:eastAsia="Times New Roman" w:hAnsi="Segoe UI" w:cs="Segoe UI"/>
-          <w:kern w:val="0"/>
-          <w:sz w:val="24"/>
-          <w:szCs w:val="24"/>
-          <w14:ligatures w14:val="none"/>
-        </w:rPr>
-        <w:t xml:space="preserve"> logging, it’s a matter of configuring the logger in your </w:t>
+        <w:t xml:space="preserve">To setup StatsD logging, it’s a matter of configuring the logger in your </w:t>
       </w:r>
       <w:r>
         <w:rPr>
@@ -2145,44 +1725,7 @@
           <w:szCs w:val="20"/>
           <w14:ligatures w14:val="none"/>
         </w:rPr>
-        <w:t xml:space="preserve"> </w:t>
-      </w:r>
-      <w:proofErr w:type="spellStart"/>
-      <w:proofErr w:type="gramStart"/>
-      <w:r>
-        <w:rPr>
-          <w:rFonts w:ascii="Segoe UI" w:eastAsia="Times New Roman" w:hAnsi="Segoe UI" w:cs="Segoe UI"/>
-          <w:color w:val="393A34"/>
-          <w:kern w:val="0"/>
-          <w:sz w:val="20"/>
-          <w:szCs w:val="20"/>
-          <w14:ligatures w14:val="none"/>
-        </w:rPr>
-        <w:t>superset.stats</w:t>
-      </w:r>
-      <w:proofErr w:type="gramEnd"/>
-      <w:r>
-        <w:rPr>
-          <w:rFonts w:ascii="Segoe UI" w:eastAsia="Times New Roman" w:hAnsi="Segoe UI" w:cs="Segoe UI"/>
-          <w:color w:val="393A34"/>
-          <w:kern w:val="0"/>
-          <w:sz w:val="20"/>
-          <w:szCs w:val="20"/>
-          <w14:ligatures w14:val="none"/>
-        </w:rPr>
-        <w:t>_logger</w:t>
-      </w:r>
-      <w:proofErr w:type="spellEnd"/>
-      <w:r>
-        <w:rPr>
-          <w:rFonts w:ascii="Segoe UI" w:eastAsia="Times New Roman" w:hAnsi="Segoe UI" w:cs="Segoe UI"/>
-          <w:color w:val="393A34"/>
-          <w:kern w:val="0"/>
-          <w:sz w:val="20"/>
-          <w:szCs w:val="20"/>
-          <w14:ligatures w14:val="none"/>
-        </w:rPr>
-        <w:t xml:space="preserve"> </w:t>
+        <w:t xml:space="preserve"> superset.stats_logger </w:t>
       </w:r>
       <w:r>
         <w:rPr>
@@ -2204,21 +1747,8 @@
           <w:szCs w:val="20"/>
           <w14:ligatures w14:val="none"/>
         </w:rPr>
-        <w:t xml:space="preserve"> </w:t>
-      </w:r>
-      <w:proofErr w:type="spellStart"/>
-      <w:r>
-        <w:rPr>
-          <w:rFonts w:ascii="Segoe UI" w:eastAsia="Times New Roman" w:hAnsi="Segoe UI" w:cs="Segoe UI"/>
-          <w:color w:val="393A34"/>
-          <w:kern w:val="0"/>
-          <w:sz w:val="20"/>
-          <w:szCs w:val="20"/>
-          <w14:ligatures w14:val="none"/>
-        </w:rPr>
-        <w:t>StatsdStatsLogger</w:t>
-      </w:r>
-      <w:proofErr w:type="spellEnd"/>
+        <w:t xml:space="preserve"> StatsdStatsLogger</w:t>
+      </w:r>
       <w:r>
         <w:rPr>
           <w:rFonts w:ascii="Segoe UI" w:eastAsia="Times New Roman" w:hAnsi="Segoe UI" w:cs="Segoe UI"/>
@@ -2229,31 +1759,7 @@
           <w14:ligatures w14:val="none"/>
         </w:rPr>
         <w:br/>
-        <w:t xml:space="preserve">STATS_LOGGER = </w:t>
-      </w:r>
-      <w:proofErr w:type="spellStart"/>
-      <w:r>
-        <w:rPr>
-          <w:rFonts w:ascii="Segoe UI" w:eastAsia="Times New Roman" w:hAnsi="Segoe UI" w:cs="Segoe UI"/>
-          <w:color w:val="393A34"/>
-          <w:kern w:val="0"/>
-          <w:sz w:val="20"/>
-          <w:szCs w:val="20"/>
-          <w14:ligatures w14:val="none"/>
-        </w:rPr>
-        <w:t>StatsdStatsLogger</w:t>
-      </w:r>
-      <w:proofErr w:type="spellEnd"/>
-      <w:r>
-        <w:rPr>
-          <w:rFonts w:ascii="Segoe UI" w:eastAsia="Times New Roman" w:hAnsi="Segoe UI" w:cs="Segoe UI"/>
-          <w:color w:val="393A34"/>
-          <w:kern w:val="0"/>
-          <w:sz w:val="20"/>
-          <w:szCs w:val="20"/>
-          <w14:ligatures w14:val="none"/>
-        </w:rPr>
-        <w:t>(host=</w:t>
+        <w:t>STATS_LOGGER = StatsdStatsLogger(host=</w:t>
       </w:r>
       <w:r>
         <w:rPr>
@@ -2366,35 +1872,14 @@
         <w:rPr>
           <w:rFonts w:ascii="Segoe UI" w:hAnsi="Segoe UI" w:cs="Segoe UI"/>
         </w:rPr>
-        <w:t>Superset requires a user-specified SECRET_KEY to start up.</w:t>
-      </w:r>
-      <w:r>
-        <w:rPr>
-          <w:rFonts w:ascii="Segoe UI" w:hAnsi="Segoe UI" w:cs="Segoe UI"/>
-        </w:rPr>
-        <w:t xml:space="preserve"> </w:t>
-      </w:r>
-      <w:r>
-        <w:rPr>
-          <w:rFonts w:ascii="Segoe UI" w:hAnsi="Segoe UI" w:cs="Segoe UI"/>
-        </w:rPr>
-        <w:t xml:space="preserve">You can generate a strong secure key with </w:t>
-      </w:r>
-      <w:proofErr w:type="spellStart"/>
+        <w:t xml:space="preserve">Superset requires a user-specified SECRET_KEY to start up. You can generate a strong secure key with </w:t>
+      </w:r>
       <w:r>
         <w:rPr>
           <w:rStyle w:val="HTMLCode"/>
           <w:rFonts w:ascii="Segoe UI" w:eastAsiaTheme="minorHAnsi" w:hAnsi="Segoe UI" w:cs="Segoe UI"/>
         </w:rPr>
-        <w:t>openssl</w:t>
-      </w:r>
-      <w:proofErr w:type="spellEnd"/>
-      <w:r>
-        <w:rPr>
-          <w:rStyle w:val="HTMLCode"/>
-          <w:rFonts w:ascii="Segoe UI" w:eastAsiaTheme="minorHAnsi" w:hAnsi="Segoe UI" w:cs="Segoe UI"/>
-        </w:rPr>
-        <w:t xml:space="preserve"> rand -base64 42</w:t>
+        <w:t>openssl rand -base64 42</w:t>
       </w:r>
       <w:r>
         <w:rPr>
@@ -2503,7 +1988,7 @@
         </w:rPr>
         <w:t xml:space="preserve">By default, Superset is configured to use </w:t>
       </w:r>
-      <w:hyperlink r:id="rId12" w:tgtFrame="_blank" w:history="1">
+      <w:hyperlink r:id="rId15" w:tgtFrame="_blank" w:history="1">
         <w:r>
           <w:rPr>
             <w:rStyle w:val="Hyperlink"/>
@@ -2516,13 +2001,7 @@
         <w:rPr>
           <w:rFonts w:ascii="Segoe UI" w:hAnsi="Segoe UI" w:cs="Segoe UI"/>
         </w:rPr>
-        <w:t>, a self-contained, single-file database that offers a simple and fast way to get started</w:t>
-      </w:r>
-      <w:r>
-        <w:rPr>
-          <w:rFonts w:ascii="Segoe UI" w:hAnsi="Segoe UI" w:cs="Segoe UI"/>
-        </w:rPr>
-        <w:t>.</w:t>
+        <w:t>, a self-contained, single-file database that offers a simple and fast way to get started.</w:t>
       </w:r>
     </w:p>
     <w:p>
@@ -2536,6 +2015,7 @@
           <w:rStyle w:val="HTMLCode"/>
           <w:rFonts w:ascii="Segoe UI" w:eastAsiaTheme="minorHAnsi" w:hAnsi="Segoe UI" w:cs="Segoe UI"/>
         </w:rPr>
+        <w:lastRenderedPageBreak/>
         <w:t>SQLALCHEMY_DATABASE_URI</w:t>
       </w:r>
     </w:p>
@@ -2586,22 +2066,7 @@
         <w:rPr>
           <w:rFonts w:ascii="Segoe UI" w:hAnsi="Segoe UI" w:cs="Segoe UI"/>
         </w:rPr>
-        <w:lastRenderedPageBreak/>
-        <w:t xml:space="preserve">While you can run Superset on NGINX or Apache, we recommend using </w:t>
-      </w:r>
-      <w:proofErr w:type="spellStart"/>
-      <w:r>
-        <w:rPr>
-          <w:rFonts w:ascii="Segoe UI" w:hAnsi="Segoe UI" w:cs="Segoe UI"/>
-        </w:rPr>
-        <w:t>Gunicorn</w:t>
-      </w:r>
-      <w:proofErr w:type="spellEnd"/>
-      <w:r>
-        <w:rPr>
-          <w:rFonts w:ascii="Segoe UI" w:hAnsi="Segoe UI" w:cs="Segoe UI"/>
-        </w:rPr>
-        <w:t xml:space="preserve"> in async mode. This enables impressive concurrency even and is fairly easy to install and configure.</w:t>
+        <w:t>While you can run Superset on NGINX or Apache, we recommend using Gunicorn in async mode. This enables impressive concurrency even and is fairly easy to install and configure.</w:t>
       </w:r>
     </w:p>
     <w:p>
@@ -2634,25 +2099,37 @@
           <w:rFonts w:ascii="Segoe UI" w:hAnsi="Segoe UI" w:cs="Segoe UI"/>
           <w:color w:val="393A34"/>
         </w:rPr>
-        <w:t xml:space="preserve">      -k </w:t>
-      </w:r>
-      <w:proofErr w:type="spellStart"/>
+        <w:t xml:space="preserve">      -k gevent \</w:t>
+      </w:r>
+      <w:r>
+        <w:rPr>
+          <w:rFonts w:ascii="Segoe UI" w:hAnsi="Segoe UI" w:cs="Segoe UI"/>
+          <w:color w:val="393A34"/>
+        </w:rPr>
+        <w:br/>
+      </w:r>
       <w:r>
         <w:rPr>
           <w:rStyle w:val="token"/>
           <w:rFonts w:ascii="Segoe UI" w:hAnsi="Segoe UI" w:cs="Segoe UI"/>
           <w:color w:val="393A34"/>
         </w:rPr>
-        <w:t>gevent</w:t>
-      </w:r>
-      <w:proofErr w:type="spellEnd"/>
+        <w:t xml:space="preserve">      --worker-connections 1000 \</w:t>
+      </w:r>
+      <w:r>
+        <w:rPr>
+          <w:rFonts w:ascii="Segoe UI" w:hAnsi="Segoe UI" w:cs="Segoe UI"/>
+          <w:color w:val="393A34"/>
+        </w:rPr>
+        <w:br/>
+      </w:r>
       <w:r>
         <w:rPr>
           <w:rStyle w:val="token"/>
           <w:rFonts w:ascii="Segoe UI" w:hAnsi="Segoe UI" w:cs="Segoe UI"/>
           <w:color w:val="393A34"/>
         </w:rPr>
-        <w:t xml:space="preserve"> \</w:t>
+        <w:t xml:space="preserve">      --timeout 120 \</w:t>
       </w:r>
       <w:r>
         <w:rPr>
@@ -2667,7 +2144,7 @@
           <w:rFonts w:ascii="Segoe UI" w:hAnsi="Segoe UI" w:cs="Segoe UI"/>
           <w:color w:val="393A34"/>
         </w:rPr>
-        <w:t xml:space="preserve">      --worker-connections 1000 \</w:t>
+        <w:t xml:space="preserve">      -b  0.0.0.0:6666 \</w:t>
       </w:r>
       <w:r>
         <w:rPr>
@@ -2682,7 +2159,7 @@
           <w:rFonts w:ascii="Segoe UI" w:hAnsi="Segoe UI" w:cs="Segoe UI"/>
           <w:color w:val="393A34"/>
         </w:rPr>
-        <w:t xml:space="preserve">      --timeout 120 \</w:t>
+        <w:t xml:space="preserve">      --limit-request-line 0 \</w:t>
       </w:r>
       <w:r>
         <w:rPr>
@@ -2697,139 +2174,37 @@
           <w:rFonts w:ascii="Segoe UI" w:hAnsi="Segoe UI" w:cs="Segoe UI"/>
           <w:color w:val="393A34"/>
         </w:rPr>
-        <w:t xml:space="preserve">      -</w:t>
-      </w:r>
-      <w:proofErr w:type="gramStart"/>
+        <w:t xml:space="preserve">      --limit-request-field_size 0 \</w:t>
+      </w:r>
+      <w:r>
+        <w:rPr>
+          <w:rFonts w:ascii="Segoe UI" w:hAnsi="Segoe UI" w:cs="Segoe UI"/>
+          <w:color w:val="393A34"/>
+        </w:rPr>
+        <w:br/>
+      </w:r>
       <w:r>
         <w:rPr>
           <w:rStyle w:val="token"/>
           <w:rFonts w:ascii="Segoe UI" w:hAnsi="Segoe UI" w:cs="Segoe UI"/>
           <w:color w:val="393A34"/>
         </w:rPr>
-        <w:t>b  0.0.0.0</w:t>
-      </w:r>
-      <w:proofErr w:type="gramEnd"/>
+        <w:t xml:space="preserve">      --statsd-host localhost:8125 \</w:t>
+      </w:r>
+      <w:r>
+        <w:rPr>
+          <w:rFonts w:ascii="Segoe UI" w:hAnsi="Segoe UI" w:cs="Segoe UI"/>
+          <w:color w:val="393A34"/>
+        </w:rPr>
+        <w:br/>
+      </w:r>
       <w:r>
         <w:rPr>
           <w:rStyle w:val="token"/>
           <w:rFonts w:ascii="Segoe UI" w:hAnsi="Segoe UI" w:cs="Segoe UI"/>
           <w:color w:val="393A34"/>
         </w:rPr>
-        <w:t>:6666 \</w:t>
-      </w:r>
-      <w:r>
-        <w:rPr>
-          <w:rFonts w:ascii="Segoe UI" w:hAnsi="Segoe UI" w:cs="Segoe UI"/>
-          <w:color w:val="393A34"/>
-        </w:rPr>
-        <w:br/>
-      </w:r>
-      <w:r>
-        <w:rPr>
-          <w:rStyle w:val="token"/>
-          <w:rFonts w:ascii="Segoe UI" w:hAnsi="Segoe UI" w:cs="Segoe UI"/>
-          <w:color w:val="393A34"/>
-        </w:rPr>
-        <w:t xml:space="preserve">      --limit-request-line 0 \</w:t>
-      </w:r>
-      <w:r>
-        <w:rPr>
-          <w:rFonts w:ascii="Segoe UI" w:hAnsi="Segoe UI" w:cs="Segoe UI"/>
-          <w:color w:val="393A34"/>
-        </w:rPr>
-        <w:br/>
-      </w:r>
-      <w:r>
-        <w:rPr>
-          <w:rStyle w:val="token"/>
-          <w:rFonts w:ascii="Segoe UI" w:hAnsi="Segoe UI" w:cs="Segoe UI"/>
-          <w:color w:val="393A34"/>
-        </w:rPr>
-        <w:t xml:space="preserve">      --limit-request-</w:t>
-      </w:r>
-      <w:proofErr w:type="spellStart"/>
-      <w:r>
-        <w:rPr>
-          <w:rStyle w:val="token"/>
-          <w:rFonts w:ascii="Segoe UI" w:hAnsi="Segoe UI" w:cs="Segoe UI"/>
-          <w:color w:val="393A34"/>
-        </w:rPr>
-        <w:t>field_size</w:t>
-      </w:r>
-      <w:proofErr w:type="spellEnd"/>
-      <w:r>
-        <w:rPr>
-          <w:rStyle w:val="token"/>
-          <w:rFonts w:ascii="Segoe UI" w:hAnsi="Segoe UI" w:cs="Segoe UI"/>
-          <w:color w:val="393A34"/>
-        </w:rPr>
-        <w:t xml:space="preserve"> 0 \</w:t>
-      </w:r>
-      <w:r>
-        <w:rPr>
-          <w:rFonts w:ascii="Segoe UI" w:hAnsi="Segoe UI" w:cs="Segoe UI"/>
-          <w:color w:val="393A34"/>
-        </w:rPr>
-        <w:br/>
-      </w:r>
-      <w:r>
-        <w:rPr>
-          <w:rStyle w:val="token"/>
-          <w:rFonts w:ascii="Segoe UI" w:hAnsi="Segoe UI" w:cs="Segoe UI"/>
-          <w:color w:val="393A34"/>
-        </w:rPr>
-        <w:t xml:space="preserve">      --</w:t>
-      </w:r>
-      <w:proofErr w:type="spellStart"/>
-      <w:r>
-        <w:rPr>
-          <w:rStyle w:val="token"/>
-          <w:rFonts w:ascii="Segoe UI" w:hAnsi="Segoe UI" w:cs="Segoe UI"/>
-          <w:color w:val="393A34"/>
-        </w:rPr>
-        <w:t>statsd</w:t>
-      </w:r>
-      <w:proofErr w:type="spellEnd"/>
-      <w:r>
-        <w:rPr>
-          <w:rStyle w:val="token"/>
-          <w:rFonts w:ascii="Segoe UI" w:hAnsi="Segoe UI" w:cs="Segoe UI"/>
-          <w:color w:val="393A34"/>
-        </w:rPr>
-        <w:t>-host localhost:8125 \</w:t>
-      </w:r>
-      <w:r>
-        <w:rPr>
-          <w:rFonts w:ascii="Segoe UI" w:hAnsi="Segoe UI" w:cs="Segoe UI"/>
-          <w:color w:val="393A34"/>
-        </w:rPr>
-        <w:br/>
-      </w:r>
-      <w:r>
-        <w:rPr>
-          <w:rStyle w:val="token"/>
-          <w:rFonts w:ascii="Segoe UI" w:hAnsi="Segoe UI" w:cs="Segoe UI"/>
-          <w:color w:val="393A34"/>
-        </w:rPr>
-        <w:t xml:space="preserve">      "</w:t>
-      </w:r>
-      <w:proofErr w:type="spellStart"/>
-      <w:r>
-        <w:rPr>
-          <w:rStyle w:val="token"/>
-          <w:rFonts w:ascii="Segoe UI" w:hAnsi="Segoe UI" w:cs="Segoe UI"/>
-          <w:color w:val="393A34"/>
-        </w:rPr>
-        <w:t>superset.app:create_app</w:t>
-      </w:r>
-      <w:proofErr w:type="spellEnd"/>
-      <w:r>
-        <w:rPr>
-          <w:rStyle w:val="token"/>
-          <w:rFonts w:ascii="Segoe UI" w:hAnsi="Segoe UI" w:cs="Segoe UI"/>
-          <w:color w:val="393A34"/>
-        </w:rPr>
-        <w:t>()"</w:t>
+        <w:t xml:space="preserve">      "superset.app:create_app()"</w:t>
       </w:r>
     </w:p>
     <w:p>
@@ -2863,21 +2238,7 @@
         <w:rPr>
           <w:rFonts w:ascii="Segoe UI" w:hAnsi="Segoe UI" w:cs="Segoe UI"/>
         </w:rPr>
-        <w:t xml:space="preserve">You can configure HTTPS upstream via a load balancer or a reverse proxy (such as </w:t>
-      </w:r>
-      <w:proofErr w:type="spellStart"/>
-      <w:r>
-        <w:rPr>
-          <w:rFonts w:ascii="Segoe UI" w:hAnsi="Segoe UI" w:cs="Segoe UI"/>
-        </w:rPr>
-        <w:t>nginx</w:t>
-      </w:r>
-      <w:proofErr w:type="spellEnd"/>
-      <w:r>
-        <w:rPr>
-          <w:rFonts w:ascii="Segoe UI" w:hAnsi="Segoe UI" w:cs="Segoe UI"/>
-        </w:rPr>
-        <w:t xml:space="preserve">) and do SSL/TLS Offloading before traffic reaches the Superset application. In this setup, local traffic from a Celery worker taking a snapshot of a chart for Alerts &amp; Reports can access Superset at a </w:t>
+        <w:t xml:space="preserve">You can configure HTTPS upstream via a load balancer or a reverse proxy (such as nginx) and do SSL/TLS Offloading before traffic reaches the Superset application. In this setup, local traffic from a Celery worker taking a snapshot of a chart for Alerts &amp; Reports can access Superset at a </w:t>
       </w:r>
       <w:r>
         <w:rPr>
@@ -2892,23 +2253,14 @@
         </w:rPr>
         <w:t xml:space="preserve"> URL, from behind the ingress point. You can also configure </w:t>
       </w:r>
-      <w:hyperlink r:id="rId13" w:anchor="ssl" w:tgtFrame="_blank" w:history="1">
+      <w:hyperlink r:id="rId16" w:anchor="ssl" w:tgtFrame="_blank" w:history="1">
         <w:r>
           <w:rPr>
             <w:rStyle w:val="Hyperlink"/>
             <w:rFonts w:ascii="Segoe UI" w:hAnsi="Segoe UI" w:cs="Segoe UI"/>
           </w:rPr>
-          <w:t xml:space="preserve">SSL in </w:t>
+          <w:t>SSL in Gunicorn</w:t>
         </w:r>
-        <w:proofErr w:type="spellStart"/>
-        <w:r>
-          <w:rPr>
-            <w:rStyle w:val="Hyperlink"/>
-            <w:rFonts w:ascii="Segoe UI" w:hAnsi="Segoe UI" w:cs="Segoe UI"/>
-          </w:rPr>
-          <w:t>Gunicorn</w:t>
-        </w:r>
-        <w:proofErr w:type="spellEnd"/>
       </w:hyperlink>
       <w:r>
         <w:rPr>
@@ -2961,35 +2313,7 @@
         <w:rPr>
           <w:rFonts w:ascii="Segoe UI" w:hAnsi="Segoe UI" w:cs="Segoe UI"/>
         </w:rPr>
-        <w:t>If you are running superset behind a load balancer or reverse proxy (</w:t>
-      </w:r>
-      <w:proofErr w:type="gramStart"/>
-      <w:r>
-        <w:rPr>
-          <w:rFonts w:ascii="Segoe UI" w:hAnsi="Segoe UI" w:cs="Segoe UI"/>
-        </w:rPr>
-        <w:t>e.g.</w:t>
-      </w:r>
-      <w:proofErr w:type="gramEnd"/>
-      <w:r>
-        <w:rPr>
-          <w:rFonts w:ascii="Segoe UI" w:hAnsi="Segoe UI" w:cs="Segoe UI"/>
-        </w:rPr>
-        <w:t xml:space="preserve"> NGINX or ELB on AWS), you may need to utilize a </w:t>
-      </w:r>
-      <w:proofErr w:type="spellStart"/>
-      <w:r>
-        <w:rPr>
-          <w:rFonts w:ascii="Segoe UI" w:hAnsi="Segoe UI" w:cs="Segoe UI"/>
-        </w:rPr>
-        <w:t>healthcheck</w:t>
-      </w:r>
-      <w:proofErr w:type="spellEnd"/>
-      <w:r>
-        <w:rPr>
-          <w:rFonts w:ascii="Segoe UI" w:hAnsi="Segoe UI" w:cs="Segoe UI"/>
-        </w:rPr>
-        <w:t xml:space="preserve"> endpoint so that your load balancer knows if your superset instance is running. This is provided at </w:t>
+        <w:t xml:space="preserve">If you are running superset behind a load balancer or reverse proxy (e.g. NGINX or ELB on AWS), you may need to utilize a healthcheck endpoint so that your load balancer knows if your superset instance is running. This is provided at </w:t>
       </w:r>
       <w:r>
         <w:rPr>
@@ -3002,21 +2326,7 @@
         <w:rPr>
           <w:rFonts w:ascii="Segoe UI" w:hAnsi="Segoe UI" w:cs="Segoe UI"/>
         </w:rPr>
-        <w:t xml:space="preserve"> which will return a </w:t>
-      </w:r>
-      <w:proofErr w:type="gramStart"/>
-      <w:r>
-        <w:rPr>
-          <w:rFonts w:ascii="Segoe UI" w:hAnsi="Segoe UI" w:cs="Segoe UI"/>
-        </w:rPr>
-        <w:t>200 response</w:t>
-      </w:r>
-      <w:proofErr w:type="gramEnd"/>
-      <w:r>
-        <w:rPr>
-          <w:rFonts w:ascii="Segoe UI" w:hAnsi="Segoe UI" w:cs="Segoe UI"/>
-        </w:rPr>
-        <w:t xml:space="preserve"> containing “OK” if the webserver is running.</w:t>
+        <w:t xml:space="preserve"> which will return a 200 response containing “OK” if the webserver is running.</w:t>
       </w:r>
     </w:p>
     <w:p>
@@ -3083,6 +2393,7 @@
         <w:rPr>
           <w:rFonts w:ascii="Segoe UI" w:hAnsi="Segoe UI" w:cs="Segoe UI"/>
         </w:rPr>
+        <w:lastRenderedPageBreak/>
         <w:t xml:space="preserve">In case the reverse proxy is used for providing SSL encryption, an explicit definition of the </w:t>
       </w:r>
       <w:r>
@@ -4587,7 +3898,6 @@
     <w:name w:val="Hyperlink"/>
     <w:basedOn w:val="DefaultParagraphFont"/>
     <w:uiPriority w:val="99"/>
-    <w:semiHidden/>
     <w:unhideWhenUsed/>
     <w:rsid w:val="00086A6F"/>
     <w:rPr>
@@ -4676,6 +3986,18 @@
       <w:i/>
       <w:iCs/>
       <w:color w:val="2F5496" w:themeColor="accent1" w:themeShade="BF"/>
+    </w:rPr>
+  </w:style>
+  <w:style w:type="character" w:styleId="UnresolvedMention">
+    <w:name w:val="Unresolved Mention"/>
+    <w:basedOn w:val="DefaultParagraphFont"/>
+    <w:uiPriority w:val="99"/>
+    <w:semiHidden/>
+    <w:unhideWhenUsed/>
+    <w:rsid w:val="00500CE2"/>
+    <w:rPr>
+      <w:color w:val="605E5C"/>
+      <w:shd w:val="clear" w:color="auto" w:fill="E1DFDD"/>
     </w:rPr>
   </w:style>
 </w:styles>
